--- a/Hopscotch_Field_Mapping_Conceptual_Framework.docx
+++ b/Hopscotch_Field_Mapping_Conceptual_Framework.docx
@@ -440,7 +440,7 @@
                 <w:i w:val="0"/>
                 <w:sz w:val="18"/>
               </w:rPr>
-              <w:t>Step 1 — Worldview</w:t>
+              <w:t>Step 1: Worldview</w:t>
             </w:r>
           </w:p>
         </w:tc>
@@ -538,7 +538,7 @@
                 <w:i w:val="0"/>
                 <w:sz w:val="18"/>
               </w:rPr>
-              <w:t>Step 1 — Worldview</w:t>
+              <w:t>Step 1: Worldview</w:t>
             </w:r>
           </w:p>
         </w:tc>
@@ -635,7 +635,7 @@
                 <w:i w:val="0"/>
                 <w:sz w:val="18"/>
               </w:rPr>
-              <w:t>Step 2 — Topic &amp; Goals</w:t>
+              <w:t>Step 2: Topic &amp; Goals</w:t>
             </w:r>
           </w:p>
         </w:tc>
@@ -733,7 +733,7 @@
                 <w:i w:val="0"/>
                 <w:sz w:val="18"/>
               </w:rPr>
-              <w:t>Step 2 — Topic &amp; Goals</w:t>
+              <w:t>Step 2: Topic &amp; Goals</w:t>
             </w:r>
           </w:p>
         </w:tc>
@@ -810,7 +810,7 @@
                 <w:color w:val="3D7A2E"/>
                 <w:sz w:val="18"/>
               </w:rPr>
-              <w:t>Mapped — combined into one Goals node</w:t>
+              <w:t>Mapped: combined into one Goals node</w:t>
             </w:r>
           </w:p>
         </w:tc>
@@ -831,7 +831,7 @@
                 <w:i w:val="0"/>
                 <w:sz w:val="18"/>
               </w:rPr>
-              <w:t>Step 2 — Topic &amp; Goals</w:t>
+              <w:t>Step 2: Topic &amp; Goals</w:t>
             </w:r>
           </w:p>
         </w:tc>
@@ -908,7 +908,7 @@
                 <w:color w:val="3D7A2E"/>
                 <w:sz w:val="18"/>
               </w:rPr>
-              <w:t>Mapped — combined into one Goals node</w:t>
+              <w:t>Mapped: combined into one Goals node</w:t>
             </w:r>
           </w:p>
         </w:tc>
@@ -929,7 +929,7 @@
                 <w:i w:val="0"/>
                 <w:sz w:val="18"/>
               </w:rPr>
-              <w:t>Step 2 — Topic &amp; Goals</w:t>
+              <w:t>Step 2: Topic &amp; Goals</w:t>
             </w:r>
           </w:p>
         </w:tc>
@@ -1006,7 +1006,7 @@
                 <w:color w:val="3D7A2E"/>
                 <w:sz w:val="18"/>
               </w:rPr>
-              <w:t>Mapped — combined into one Goals node</w:t>
+              <w:t>Mapped: combined into one Goals node</w:t>
             </w:r>
           </w:p>
         </w:tc>
@@ -1027,7 +1027,7 @@
                 <w:i w:val="0"/>
                 <w:sz w:val="18"/>
               </w:rPr>
-              <w:t>Step 3 — Literature</w:t>
+              <w:t>Step 3: Literature</w:t>
             </w:r>
           </w:p>
         </w:tc>
@@ -1104,7 +1104,7 @@
                 <w:color w:val="3D7A2E"/>
                 <w:sz w:val="18"/>
               </w:rPr>
-              <w:t>Mapped — LLM extracts up to 5 titles</w:t>
+              <w:t>Mapped: LLM extracts up to 5 titles</w:t>
             </w:r>
           </w:p>
         </w:tc>
@@ -1125,7 +1125,7 @@
                 <w:i w:val="0"/>
                 <w:sz w:val="18"/>
               </w:rPr>
-              <w:t>Step 3 — Literature</w:t>
+              <w:t>Step 3: Literature</w:t>
             </w:r>
           </w:p>
         </w:tc>
@@ -1202,7 +1202,7 @@
                 <w:color w:val="3D7A2E"/>
                 <w:sz w:val="18"/>
               </w:rPr>
-              <w:t>Mapped — LLM extracts up to 5 titles</w:t>
+              <w:t>Mapped: LLM extracts up to 5 titles</w:t>
             </w:r>
           </w:p>
         </w:tc>
@@ -1223,7 +1223,7 @@
                 <w:i w:val="0"/>
                 <w:sz w:val="18"/>
               </w:rPr>
-              <w:t>Step 3 — Literature</w:t>
+              <w:t>Step 3: Literature</w:t>
             </w:r>
           </w:p>
         </w:tc>
@@ -1321,7 +1321,7 @@
                 <w:i w:val="0"/>
                 <w:sz w:val="18"/>
               </w:rPr>
-              <w:t>Step 3 — Literature</w:t>
+              <w:t>Step 3: Literature</w:t>
             </w:r>
           </w:p>
         </w:tc>
@@ -1419,7 +1419,7 @@
                 <w:i w:val="0"/>
                 <w:sz w:val="18"/>
               </w:rPr>
-              <w:t>Step 4 — Design</w:t>
+              <w:t>Step 4: Design</w:t>
             </w:r>
           </w:p>
         </w:tc>
@@ -1496,7 +1496,7 @@
                 <w:color w:val="3D7A2E"/>
                 <w:sz w:val="18"/>
               </w:rPr>
-              <w:t>Mapped — option id resolved to label (e.g. 'Experimental')</w:t>
+              <w:t>Mapped: option id resolved to label (e.g. 'Experimental')</w:t>
             </w:r>
           </w:p>
         </w:tc>
@@ -1517,7 +1517,7 @@
                 <w:i w:val="0"/>
                 <w:sz w:val="18"/>
               </w:rPr>
-              <w:t>Step 5 — RQ (Quantitative)</w:t>
+              <w:t>Step 5: RQ (Quantitative)</w:t>
             </w:r>
           </w:p>
         </w:tc>
@@ -1594,7 +1594,7 @@
                 <w:color w:val="3D7A2E"/>
                 <w:sz w:val="18"/>
               </w:rPr>
-              <w:t>Mapped — preserved distinctly</w:t>
+              <w:t>Mapped: preserved distinctly</w:t>
             </w:r>
           </w:p>
         </w:tc>
@@ -1615,7 +1615,7 @@
                 <w:i w:val="0"/>
                 <w:sz w:val="18"/>
               </w:rPr>
-              <w:t>Step 5 — RQ (Quantitative)</w:t>
+              <w:t>Step 5: RQ (Quantitative)</w:t>
             </w:r>
           </w:p>
         </w:tc>
@@ -1692,7 +1692,7 @@
                 <w:color w:val="3D7A2E"/>
                 <w:sz w:val="18"/>
               </w:rPr>
-              <w:t>Mapped — preserved distinctly</w:t>
+              <w:t>Mapped: preserved distinctly</w:t>
             </w:r>
           </w:p>
         </w:tc>
@@ -1713,7 +1713,7 @@
                 <w:i w:val="0"/>
                 <w:sz w:val="18"/>
               </w:rPr>
-              <w:t>Step 5 — RQ (Qualitative)</w:t>
+              <w:t>Step 5: RQ (Qualitative)</w:t>
             </w:r>
           </w:p>
         </w:tc>
@@ -1811,7 +1811,7 @@
                 <w:i w:val="0"/>
                 <w:sz w:val="18"/>
               </w:rPr>
-              <w:t>Steps 6–9 — Methods</w:t>
+              <w:t>Steps 6-9: Methods</w:t>
             </w:r>
           </w:p>
         </w:tc>
@@ -1894,6 +1894,12 @@
       </w:tr>
     </w:tbl>
     <w:sectPr>
+      <w:headerReference w:type="default" r:id="rId9"/>
+      <w:footerReference w:type="default" r:id="rId10"/>
+      <w:headerReference w:type="first" r:id="rId11"/>
+      <w:footerReference w:type="first" r:id="rId12"/>
+      <w:headerReference w:type="even" r:id="rId13"/>
+      <w:footerReference w:type="even" r:id="rId14"/>
       <w:pgSz w:w="12240" w:h="15840"/>
       <w:pgMar w:top="1440" w:right="1800" w:bottom="1440" w:left="1800" w:header="720" w:footer="720" w:gutter="0"/>
       <w:cols w:space="720"/>
@@ -1901,6 +1907,66 @@
     </w:sectPr>
   </w:body>
 </w:document>
+</file>
+
+<file path=word/footer1.xml><?xml version="1.0" encoding="utf-8"?>
+<w:ftr xmlns:m="http://schemas.openxmlformats.org/officeDocument/2006/math" xmlns:mc="http://schemas.openxmlformats.org/markup-compatibility/2006" xmlns:mo="http://schemas.microsoft.com/office/mac/office/2008/main" xmlns:mv="urn:schemas-microsoft-com:mac:vml" xmlns:o="urn:schemas-microsoft-com:office:office" xmlns:r="http://schemas.openxmlformats.org/officeDocument/2006/relationships" xmlns:v="urn:schemas-microsoft-com:vml" xmlns:w10="urn:schemas-microsoft-com:office:word" xmlns:w14="http://schemas.microsoft.com/office/word/2010/wordml" xmlns:w="http://schemas.openxmlformats.org/wordprocessingml/2006/main" xmlns:wne="http://schemas.microsoft.com/office/word/2006/wordml" xmlns:wp14="http://schemas.microsoft.com/office/word/2010/wordprocessingDrawing" xmlns:wp="http://schemas.openxmlformats.org/drawingml/2006/wordprocessingDrawing" xmlns:wpc="http://schemas.microsoft.com/office/word/2010/wordprocessingCanvas" xmlns:wpg="http://schemas.microsoft.com/office/word/2010/wordprocessingGroup" xmlns:wpi="http://schemas.microsoft.com/office/word/2010/wordprocessingInk" xmlns:wps="http://schemas.microsoft.com/office/word/2010/wordprocessingShape" mc:Ignorable="w14 wp14">
+  <w:p>
+    <w:pPr>
+      <w:pStyle w:val="Footer"/>
+    </w:pPr>
+  </w:p>
+</w:ftr>
+</file>
+
+<file path=word/footer2.xml><?xml version="1.0" encoding="utf-8"?>
+<w:ftr xmlns:m="http://schemas.openxmlformats.org/officeDocument/2006/math" xmlns:mc="http://schemas.openxmlformats.org/markup-compatibility/2006" xmlns:mo="http://schemas.microsoft.com/office/mac/office/2008/main" xmlns:mv="urn:schemas-microsoft-com:mac:vml" xmlns:o="urn:schemas-microsoft-com:office:office" xmlns:r="http://schemas.openxmlformats.org/officeDocument/2006/relationships" xmlns:v="urn:schemas-microsoft-com:vml" xmlns:w10="urn:schemas-microsoft-com:office:word" xmlns:w14="http://schemas.microsoft.com/office/word/2010/wordml" xmlns:w="http://schemas.openxmlformats.org/wordprocessingml/2006/main" xmlns:wne="http://schemas.microsoft.com/office/word/2006/wordml" xmlns:wp14="http://schemas.microsoft.com/office/word/2010/wordprocessingDrawing" xmlns:wp="http://schemas.openxmlformats.org/drawingml/2006/wordprocessingDrawing" xmlns:wpc="http://schemas.microsoft.com/office/word/2010/wordprocessingCanvas" xmlns:wpg="http://schemas.microsoft.com/office/word/2010/wordprocessingGroup" xmlns:wpi="http://schemas.microsoft.com/office/word/2010/wordprocessingInk" xmlns:wps="http://schemas.microsoft.com/office/word/2010/wordprocessingShape" mc:Ignorable="w14 wp14">
+  <w:p>
+    <w:pPr>
+      <w:pStyle w:val="Footer"/>
+    </w:pPr>
+  </w:p>
+</w:ftr>
+</file>
+
+<file path=word/footer3.xml><?xml version="1.0" encoding="utf-8"?>
+<w:ftr xmlns:m="http://schemas.openxmlformats.org/officeDocument/2006/math" xmlns:mc="http://schemas.openxmlformats.org/markup-compatibility/2006" xmlns:mo="http://schemas.microsoft.com/office/mac/office/2008/main" xmlns:mv="urn:schemas-microsoft-com:mac:vml" xmlns:o="urn:schemas-microsoft-com:office:office" xmlns:r="http://schemas.openxmlformats.org/officeDocument/2006/relationships" xmlns:v="urn:schemas-microsoft-com:vml" xmlns:w10="urn:schemas-microsoft-com:office:word" xmlns:w14="http://schemas.microsoft.com/office/word/2010/wordml" xmlns:w="http://schemas.openxmlformats.org/wordprocessingml/2006/main" xmlns:wne="http://schemas.microsoft.com/office/word/2006/wordml" xmlns:wp14="http://schemas.microsoft.com/office/word/2010/wordprocessingDrawing" xmlns:wp="http://schemas.openxmlformats.org/drawingml/2006/wordprocessingDrawing" xmlns:wpc="http://schemas.microsoft.com/office/word/2010/wordprocessingCanvas" xmlns:wpg="http://schemas.microsoft.com/office/word/2010/wordprocessingGroup" xmlns:wpi="http://schemas.microsoft.com/office/word/2010/wordprocessingInk" xmlns:wps="http://schemas.microsoft.com/office/word/2010/wordprocessingShape" mc:Ignorable="w14 wp14">
+  <w:p>
+    <w:pPr>
+      <w:pStyle w:val="Footer"/>
+    </w:pPr>
+  </w:p>
+</w:ftr>
+</file>
+
+<file path=word/header1.xml><?xml version="1.0" encoding="utf-8"?>
+<w:hdr xmlns:m="http://schemas.openxmlformats.org/officeDocument/2006/math" xmlns:mc="http://schemas.openxmlformats.org/markup-compatibility/2006" xmlns:mo="http://schemas.microsoft.com/office/mac/office/2008/main" xmlns:mv="urn:schemas-microsoft-com:mac:vml" xmlns:o="urn:schemas-microsoft-com:office:office" xmlns:r="http://schemas.openxmlformats.org/officeDocument/2006/relationships" xmlns:v="urn:schemas-microsoft-com:vml" xmlns:w10="urn:schemas-microsoft-com:office:word" xmlns:w14="http://schemas.microsoft.com/office/word/2010/wordml" xmlns:w="http://schemas.openxmlformats.org/wordprocessingml/2006/main" xmlns:wne="http://schemas.microsoft.com/office/word/2006/wordml" xmlns:wp14="http://schemas.microsoft.com/office/word/2010/wordprocessingDrawing" xmlns:wp="http://schemas.openxmlformats.org/drawingml/2006/wordprocessingDrawing" xmlns:wpc="http://schemas.microsoft.com/office/word/2010/wordprocessingCanvas" xmlns:wpg="http://schemas.microsoft.com/office/word/2010/wordprocessingGroup" xmlns:wpi="http://schemas.microsoft.com/office/word/2010/wordprocessingInk" xmlns:wps="http://schemas.microsoft.com/office/word/2010/wordprocessingShape" mc:Ignorable="w14 wp14">
+  <w:p>
+    <w:pPr>
+      <w:pStyle w:val="Header"/>
+    </w:pPr>
+  </w:p>
+</w:hdr>
+</file>
+
+<file path=word/header2.xml><?xml version="1.0" encoding="utf-8"?>
+<w:hdr xmlns:m="http://schemas.openxmlformats.org/officeDocument/2006/math" xmlns:mc="http://schemas.openxmlformats.org/markup-compatibility/2006" xmlns:mo="http://schemas.microsoft.com/office/mac/office/2008/main" xmlns:mv="urn:schemas-microsoft-com:mac:vml" xmlns:o="urn:schemas-microsoft-com:office:office" xmlns:r="http://schemas.openxmlformats.org/officeDocument/2006/relationships" xmlns:v="urn:schemas-microsoft-com:vml" xmlns:w10="urn:schemas-microsoft-com:office:word" xmlns:w14="http://schemas.microsoft.com/office/word/2010/wordml" xmlns:w="http://schemas.openxmlformats.org/wordprocessingml/2006/main" xmlns:wne="http://schemas.microsoft.com/office/word/2006/wordml" xmlns:wp14="http://schemas.microsoft.com/office/word/2010/wordprocessingDrawing" xmlns:wp="http://schemas.openxmlformats.org/drawingml/2006/wordprocessingDrawing" xmlns:wpc="http://schemas.microsoft.com/office/word/2010/wordprocessingCanvas" xmlns:wpg="http://schemas.microsoft.com/office/word/2010/wordprocessingGroup" xmlns:wpi="http://schemas.microsoft.com/office/word/2010/wordprocessingInk" xmlns:wps="http://schemas.microsoft.com/office/word/2010/wordprocessingShape" mc:Ignorable="w14 wp14">
+  <w:p>
+    <w:pPr>
+      <w:pStyle w:val="Header"/>
+    </w:pPr>
+  </w:p>
+</w:hdr>
+</file>
+
+<file path=word/header3.xml><?xml version="1.0" encoding="utf-8"?>
+<w:hdr xmlns:m="http://schemas.openxmlformats.org/officeDocument/2006/math" xmlns:mc="http://schemas.openxmlformats.org/markup-compatibility/2006" xmlns:mo="http://schemas.microsoft.com/office/mac/office/2008/main" xmlns:mv="urn:schemas-microsoft-com:mac:vml" xmlns:o="urn:schemas-microsoft-com:office:office" xmlns:r="http://schemas.openxmlformats.org/officeDocument/2006/relationships" xmlns:v="urn:schemas-microsoft-com:vml" xmlns:w10="urn:schemas-microsoft-com:office:word" xmlns:w14="http://schemas.microsoft.com/office/word/2010/wordml" xmlns:w="http://schemas.openxmlformats.org/wordprocessingml/2006/main" xmlns:wne="http://schemas.microsoft.com/office/word/2006/wordml" xmlns:wp14="http://schemas.microsoft.com/office/word/2010/wordprocessingDrawing" xmlns:wp="http://schemas.openxmlformats.org/drawingml/2006/wordprocessingDrawing" xmlns:wpc="http://schemas.microsoft.com/office/word/2010/wordprocessingCanvas" xmlns:wpg="http://schemas.microsoft.com/office/word/2010/wordprocessingGroup" xmlns:wpi="http://schemas.microsoft.com/office/word/2010/wordprocessingInk" xmlns:wps="http://schemas.microsoft.com/office/word/2010/wordprocessingShape" mc:Ignorable="w14 wp14">
+  <w:p>
+    <w:pPr>
+      <w:pStyle w:val="Header"/>
+    </w:pPr>
+  </w:p>
+</w:hdr>
 </file>
 
 <file path=word/numbering.xml><?xml version="1.0" encoding="utf-8"?>
